--- a/docs/Короткие_инструкции/docx/R3_Как_настроить_ПИД_регуляторы.docx
+++ b/docs/Короткие_инструкции/docx/R3_Как_настроить_ПИД_регуляторы.docx
@@ -66,6 +66,7 @@
     <w:p>
       <w:pPr>
         <w:numPr>
+          <w:ilvl w:val="0"/>
           <w:numId w:val="0"/>
         </w:numPr>
         <w:ind w:leftChars="0"/>
@@ -95,6 +96,7 @@
     <w:p>
       <w:pPr>
         <w:numPr>
+          <w:ilvl w:val="0"/>
           <w:numId w:val="0"/>
         </w:numPr>
         <w:ind w:leftChars="0"/>
@@ -317,6 +319,90 @@
         <w:jc w:val="both"/>
         <w:rPr>
           <w:rFonts w:hint="default"/>
+          <w:lang w:val="ru-RU"/>
+        </w:rPr>
+      </w:pPr>
+      <w:r>
+        <w:rPr>
+          <w:rFonts w:hint="default"/>
+          <w:lang w:val="en-US"/>
+        </w:rPr>
+        <w:t>*</w:t>
+      </w:r>
+      <w:r>
+        <w:rPr>
+          <w:rFonts w:hint="default"/>
+          <w:lang w:val="ru-RU"/>
+        </w:rPr>
+        <w:t xml:space="preserve">  Желательно: длиный провод для подключения </w:t>
+      </w:r>
+      <w:r>
+        <w:rPr>
+          <w:rFonts w:hint="default"/>
+          <w:lang w:val="en-US"/>
+        </w:rPr>
+        <w:t>ESP32</w:t>
+      </w:r>
+      <w:r>
+        <w:rPr>
+          <w:rFonts w:hint="default"/>
+          <w:lang w:val="ru-RU"/>
+        </w:rPr>
+        <w:t xml:space="preserve">, чтобы настраивать робота на полигоне (провод переходник, или длинный </w:t>
+      </w:r>
+      <w:r>
+        <w:rPr>
+          <w:rFonts w:hint="default"/>
+          <w:lang w:val="en-US"/>
+        </w:rPr>
+        <w:t>type-c</w:t>
+      </w:r>
+      <w:r>
+        <w:rPr>
+          <w:rFonts w:hint="default"/>
+          <w:lang w:val="ru-RU"/>
+        </w:rPr>
+        <w:t xml:space="preserve">, или </w:t>
+      </w:r>
+      <w:r>
+        <w:rPr>
+          <w:rFonts w:hint="default"/>
+          <w:lang w:val="en-US"/>
+        </w:rPr>
+        <w:t>USB</w:t>
+      </w:r>
+      <w:r>
+        <w:rPr>
+          <w:rFonts w:hint="default"/>
+          <w:lang w:val="ru-RU"/>
+        </w:rPr>
+        <w:t xml:space="preserve">-мама - </w:t>
+      </w:r>
+      <w:r>
+        <w:rPr>
+          <w:rFonts w:hint="default"/>
+          <w:lang w:val="en-US"/>
+        </w:rPr>
+        <w:t>USB-</w:t>
+      </w:r>
+      <w:r>
+        <w:rPr>
+          <w:rFonts w:hint="default"/>
+          <w:lang w:val="ru-RU"/>
+        </w:rPr>
+        <w:t>папа)</w:t>
+      </w:r>
+    </w:p>
+    <w:p>
+      <w:pPr>
+        <w:numPr>
+          <w:ilvl w:val="0"/>
+          <w:numId w:val="0"/>
+        </w:numPr>
+        <w:ind w:leftChars="0"/>
+        <w:jc w:val="both"/>
+        <w:rPr>
+          <w:rFonts w:hint="default"/>
           <w:lang w:val="en-US"/>
         </w:rPr>
       </w:pPr>
@@ -348,6 +434,65 @@
         <w:jc w:val="both"/>
         <w:rPr>
           <w:rFonts w:hint="default"/>
+          <w:lang w:val="ru-RU"/>
+        </w:rPr>
+      </w:pPr>
+      <w:r>
+        <w:rPr>
+          <w:rFonts w:hint="default"/>
+          <w:lang w:val="ru-RU"/>
+        </w:rPr>
+        <w:t xml:space="preserve">Рекомендация. </w:t>
+      </w:r>
+    </w:p>
+    <w:p>
+      <w:pPr>
+        <w:bidi w:val="0"/>
+        <w:rPr>
+          <w:rFonts w:hint="default"/>
+          <w:lang w:val="ru-RU"/>
+        </w:rPr>
+      </w:pPr>
+      <w:r>
+        <w:rPr>
+          <w:rFonts w:hint="default"/>
+          <w:lang w:val="ru-RU"/>
+        </w:rPr>
+        <w:t xml:space="preserve">Настраивайте робота не на весу, а на полигоне в движении. Так как робот тяжелый, оптимальные коэффициэнты ПИД-регулятора для робота на весу и стоящего на колёсах - будут различаться. Для такой настройки </w:t>
+      </w:r>
+      <w:bookmarkStart w:id="1" w:name="_GoBack"/>
+      <w:bookmarkEnd w:id="1"/>
+      <w:r>
+        <w:rPr>
+          <w:rFonts w:hint="default"/>
+          <w:lang w:val="ru-RU"/>
+        </w:rPr>
+        <w:t>нужен длинный провод.</w:t>
+      </w:r>
+    </w:p>
+    <w:p>
+      <w:pPr>
+        <w:numPr>
+          <w:numId w:val="0"/>
+        </w:numPr>
+        <w:ind w:leftChars="0"/>
+        <w:jc w:val="both"/>
+        <w:rPr>
+          <w:rFonts w:hint="default"/>
+          <w:lang w:val="en-US"/>
+        </w:rPr>
+      </w:pPr>
+    </w:p>
+    <w:p>
+      <w:pPr>
+        <w:numPr>
+          <w:ilvl w:val="0"/>
+          <w:numId w:val="4"/>
+        </w:numPr>
+        <w:ind w:left="0" w:leftChars="0" w:firstLine="0" w:firstLineChars="0"/>
+        <w:jc w:val="both"/>
+        <w:rPr>
+          <w:rFonts w:hint="default"/>
           <w:lang w:val="en-US"/>
         </w:rPr>
       </w:pPr>
@@ -404,6 +549,7 @@
     <w:p>
       <w:pPr>
         <w:numPr>
+          <w:ilvl w:val="0"/>
           <w:numId w:val="0"/>
         </w:numPr>
         <w:jc w:val="both"/>
@@ -477,6 +623,7 @@
     <w:p>
       <w:pPr>
         <w:numPr>
+          <w:ilvl w:val="0"/>
           <w:numId w:val="0"/>
         </w:numPr>
         <w:ind w:leftChars="0"/>
@@ -1049,8 +1196,6 @@
           <w:lang w:val="ru-RU"/>
         </w:rPr>
       </w:pPr>
-      <w:bookmarkStart w:id="1" w:name="_GoBack"/>
-      <w:bookmarkEnd w:id="1"/>
     </w:p>
     <w:p>
       <w:pPr>
@@ -1560,7 +1705,7 @@
 
 <file path=word/commentsExtended.xml><?xml version="1.0" encoding="utf-8"?>
 <w15:commentsEx xmlns:wpc="http://schemas.microsoft.com/office/word/2010/wordprocessingCanvas" xmlns:mc="http://schemas.openxmlformats.org/markup-compatibility/2006" xmlns:o="urn:schemas-microsoft-com:office:office" xmlns:r="http://schemas.openxmlformats.org/officeDocument/2006/relationships" xmlns:m="http://schemas.openxmlformats.org/officeDocument/2006/math" xmlns:v="urn:schemas-microsoft-com:vml" xmlns:wp14="http://schemas.microsoft.com/office/word/2010/wordprocessingDrawing" xmlns:wp="http://schemas.openxmlformats.org/drawingml/2006/wordprocessingDrawing" xmlns:w="http://schemas.openxmlformats.org/wordprocessingml/2006/main" xmlns:w14="http://schemas.microsoft.com/office/word/2010/wordml" xmlns:w15="http://schemas.microsoft.com/office/word/2012/wordml" xmlns:w10="urn:schemas-microsoft-com:office:word" xmlns:wpg="http://schemas.microsoft.com/office/word/2010/wordprocessingGroup" xmlns:wpi="http://schemas.microsoft.com/office/word/2010/wordprocessingInk" xmlns:wne="http://schemas.microsoft.com/office/word/2006/wordml" xmlns:wps="http://schemas.microsoft.com/office/word/2010/wordprocessingShape" xmlns:wpsCustomData="http://www.wps.cn/officeDocument/2013/wpsCustomData" mc:Ignorable="w14 w15 wp14">
-  <w15:commentEx w15:paraId="576FCCF6" w15:done="0"/>
+  <w15:commentEx w15:paraId="77EBDDE9" w15:done="0"/>
 </w15:commentsEx>
 </file>
 
@@ -2143,7 +2288,7 @@
     <w:lsdException w:unhideWhenUsed="0" w:uiPriority="0" w:semiHidden="0" w:name="Document Map"/>
     <w:lsdException w:unhideWhenUsed="0" w:uiPriority="0" w:semiHidden="0" w:name="Plain Text"/>
     <w:lsdException w:unhideWhenUsed="0" w:uiPriority="0" w:semiHidden="0" w:name="E-mail Signature"/>
-    <w:lsdException w:unhideWhenUsed="0" w:uiPriority="0" w:semiHidden="0" w:name="Normal (Web)"/>
+    <w:lsdException w:qFormat="1" w:unhideWhenUsed="0" w:uiPriority="0" w:semiHidden="0" w:name="Normal (Web)"/>
     <w:lsdException w:unhideWhenUsed="0" w:uiPriority="0" w:semiHidden="0" w:name="HTML Acronym"/>
     <w:lsdException w:unhideWhenUsed="0" w:uiPriority="0" w:semiHidden="0" w:name="HTML Address"/>
     <w:lsdException w:unhideWhenUsed="0" w:uiPriority="0" w:semiHidden="0" w:name="HTML Cite"/>
@@ -2516,6 +2661,7 @@
   <w:style w:type="paragraph" w:styleId="15">
     <w:name w:val="Normal (Web)"/>
     <w:basedOn w:val="1"/>
+    <w:qFormat/>
     <w:uiPriority w:val="0"/>
     <w:rPr>
       <w:sz w:val="24"/>

--- a/docs/Короткие_инструкции/docx/R3_Как_настроить_ПИД_регуляторы.docx
+++ b/docs/Короткие_инструкции/docx/R3_Как_настроить_ПИД_регуляторы.docx
@@ -313,6 +313,7 @@
     <w:p>
       <w:pPr>
         <w:numPr>
+          <w:ilvl w:val="0"/>
           <w:numId w:val="0"/>
         </w:numPr>
         <w:ind w:leftChars="0"/>
@@ -458,21 +459,13 @@
           <w:rFonts w:hint="default"/>
           <w:lang w:val="ru-RU"/>
         </w:rPr>
-        <w:t xml:space="preserve">Настраивайте робота не на весу, а на полигоне в движении. Так как робот тяжелый, оптимальные коэффициэнты ПИД-регулятора для робота на весу и стоящего на колёсах - будут различаться. Для такой настройки </w:t>
-      </w:r>
-      <w:bookmarkStart w:id="1" w:name="_GoBack"/>
-      <w:bookmarkEnd w:id="1"/>
-      <w:r>
-        <w:rPr>
-          <w:rFonts w:hint="default"/>
-          <w:lang w:val="ru-RU"/>
-        </w:rPr>
-        <w:t>нужен длинный провод.</w:t>
+        <w:t>Настраивайте робота не на весу, а на полигоне в движении. Так как робот тяжелый, оптимальные коэффициэнты ПИД-регулятора для робота на весу и стоящего на колёсах - будут различаться. Для такой настройки нужен длинный провод.</w:t>
       </w:r>
     </w:p>
     <w:p>
       <w:pPr>
         <w:numPr>
+          <w:ilvl w:val="0"/>
           <w:numId w:val="0"/>
         </w:numPr>
         <w:ind w:leftChars="0"/>
@@ -975,7 +968,16 @@
           <w:rFonts w:hint="default"/>
           <w:lang w:val="en-US"/>
         </w:rPr>
-        <w:t>pip install -r requirements.txt</w:t>
+        <w:t>pip install -r pip_</w:t>
+      </w:r>
+      <w:bookmarkStart w:id="1" w:name="_GoBack"/>
+      <w:bookmarkEnd w:id="1"/>
+      <w:r>
+        <w:rPr>
+          <w:rFonts w:hint="default"/>
+          <w:lang w:val="en-US"/>
+        </w:rPr>
+        <w:t>requirements.txt</w:t>
       </w:r>
     </w:p>
     <w:p>
@@ -1705,7 +1707,7 @@
 
 <file path=word/commentsExtended.xml><?xml version="1.0" encoding="utf-8"?>
 <w15:commentsEx xmlns:wpc="http://schemas.microsoft.com/office/word/2010/wordprocessingCanvas" xmlns:mc="http://schemas.openxmlformats.org/markup-compatibility/2006" xmlns:o="urn:schemas-microsoft-com:office:office" xmlns:r="http://schemas.openxmlformats.org/officeDocument/2006/relationships" xmlns:m="http://schemas.openxmlformats.org/officeDocument/2006/math" xmlns:v="urn:schemas-microsoft-com:vml" xmlns:wp14="http://schemas.microsoft.com/office/word/2010/wordprocessingDrawing" xmlns:wp="http://schemas.openxmlformats.org/drawingml/2006/wordprocessingDrawing" xmlns:w="http://schemas.openxmlformats.org/wordprocessingml/2006/main" xmlns:w14="http://schemas.microsoft.com/office/word/2010/wordml" xmlns:w15="http://schemas.microsoft.com/office/word/2012/wordml" xmlns:w10="urn:schemas-microsoft-com:office:word" xmlns:wpg="http://schemas.microsoft.com/office/word/2010/wordprocessingGroup" xmlns:wpi="http://schemas.microsoft.com/office/word/2010/wordprocessingInk" xmlns:wne="http://schemas.microsoft.com/office/word/2006/wordml" xmlns:wps="http://schemas.microsoft.com/office/word/2010/wordprocessingShape" xmlns:wpsCustomData="http://www.wps.cn/officeDocument/2013/wpsCustomData" mc:Ignorable="w14 w15 wp14">
-  <w15:commentEx w15:paraId="77EBDDE9" w15:done="0"/>
+  <w15:commentEx w15:paraId="FF97FAFA" w15:done="0"/>
 </w15:commentsEx>
 </file>
 
